--- a/docs/daily-docs/课件第二天.docx
+++ b/docs/daily-docs/课件第二天.docx
@@ -14,7 +14,7 @@
           <w:rFonts w:hint="eastAsia"/>
           <w:lang w:val="en-US" w:eastAsia="zh-CN"/>
         </w:rPr>
-        <w:t>第二天：</w:t>
+        <w:t>H第二天：</w:t>
       </w:r>
     </w:p>
     <w:p>
@@ -1245,7 +1245,16 @@
           <w:rFonts w:hint="eastAsia"/>
           <w:lang w:val="en-US" w:eastAsia="zh-CN"/>
         </w:rPr>
-        <w:t># 2. 提示词+JSON解析器</w:t>
+        <w:t># 2. 提示</w:t>
+      </w:r>
+      <w:bookmarkStart w:id="0" w:name="_GoBack"/>
+      <w:bookmarkEnd w:id="0"/>
+      <w:r>
+        <w:rPr>
+          <w:rFonts w:hint="eastAsia"/>
+          <w:lang w:val="en-US" w:eastAsia="zh-CN"/>
+        </w:rPr>
+        <w:t>词+JSON解析器</w:t>
       </w:r>
     </w:p>
     <w:p>
@@ -4642,16 +4651,7 @@
           <w:rFonts w:hint="eastAsia"/>
           <w:lang w:val="en-US" w:eastAsia="zh-CN"/>
         </w:rPr>
-        <w:t xml:space="preserve">    res1 = agent_executor.invoke({"input": "分</w:t>
-      </w:r>
-      <w:bookmarkStart w:id="0" w:name="_GoBack"/>
-      <w:bookmarkEnd w:id="0"/>
-      <w:r>
-        <w:rPr>
-          <w:rFonts w:hint="eastAsia"/>
-          <w:lang w:val="en-US" w:eastAsia="zh-CN"/>
-        </w:rPr>
-        <w:t>析资讯：竞品A降价10%并发布新款机型"})</w:t>
+        <w:t xml:space="preserve">    res1 = agent_executor.invoke({"input": "分析资讯：竞品A降价10%并发布新款机型"})</w:t>
       </w:r>
     </w:p>
     <w:p>
@@ -6563,7 +6563,7 @@
     <w:lsdException w:unhideWhenUsed="0" w:uiPriority="0" w:semiHidden="0" w:name="HTML Acronym"/>
     <w:lsdException w:unhideWhenUsed="0" w:uiPriority="0" w:semiHidden="0" w:name="HTML Address"/>
     <w:lsdException w:unhideWhenUsed="0" w:uiPriority="0" w:semiHidden="0" w:name="HTML Cite"/>
-    <w:lsdException w:unhideWhenUsed="0" w:uiPriority="0" w:semiHidden="0" w:name="HTML Code"/>
+    <w:lsdException w:qFormat="1" w:unhideWhenUsed="0" w:uiPriority="0" w:semiHidden="0" w:name="HTML Code"/>
     <w:lsdException w:unhideWhenUsed="0" w:uiPriority="0" w:semiHidden="0" w:name="HTML Definition"/>
     <w:lsdException w:unhideWhenUsed="0" w:uiPriority="0" w:semiHidden="0" w:name="HTML Keyboard"/>
     <w:lsdException w:unhideWhenUsed="0" w:uiPriority="0" w:semiHidden="0" w:name="HTML Preformatted"/>
@@ -6784,6 +6784,7 @@
   <w:style w:type="character" w:styleId="6">
     <w:name w:val="HTML Code"/>
     <w:basedOn w:val="4"/>
+    <w:qFormat/>
     <w:uiPriority w:val="0"/>
     <w:rPr>
       <w:rFonts w:ascii="Courier New" w:hAnsi="Courier New"/>
